--- a/procedure-lyreco/MEM-SG-001_Memento.docx
+++ b/procedure-lyreco/MEM-SG-001_Memento.docx
@@ -2939,7 +2939,63 @@
                 <w:sz w:val="17"/>
                 <w:szCs w:val="17"/>
               </w:rPr>
-              <w:t xml:space="preserve">Machine à café et consommables</w:t>
+              <w:t xml:space="preserve">Machine à café De Jong Duke Lua</w:t>
+            </w:r>
+          </w:p>
+        </w:tc>
+      </w:tr>
+      <w:tr>
+        <w:tc>
+          <w:tcPr>
+            <w:tcW w:type="dxa" w:w="1973"/>
+            <w:tcMar>
+              <w:top w:type="dxa" w:w="60"/>
+              <w:left w:type="dxa" w:w="100"/>
+              <w:bottom w:type="dxa" w:w="60"/>
+              <w:right w:type="dxa" w:w="100"/>
+            </w:tcMar>
+          </w:tcPr>
+          <w:p>
+            <w:pPr>
+              <w:spacing w:after="0" w:line="235"/>
+            </w:pPr>
+            <w:r>
+              <w:rPr>
+                <w:rFonts w:ascii="Cambria" w:cs="Cambria" w:eastAsia="Cambria" w:hAnsi="Cambria"/>
+                <w:b w:val="false"/>
+                <w:bCs w:val="false"/>
+                <w:color w:val="17232A"/>
+                <w:sz w:val="17"/>
+                <w:szCs w:val="17"/>
+              </w:rPr>
+              <w:t xml:space="preserve">PRO-SG-010</w:t>
+            </w:r>
+          </w:p>
+        </w:tc>
+        <w:tc>
+          <w:tcPr>
+            <w:tcW w:type="dxa" w:w="7891"/>
+            <w:tcMar>
+              <w:top w:type="dxa" w:w="60"/>
+              <w:left w:type="dxa" w:w="100"/>
+              <w:bottom w:type="dxa" w:w="60"/>
+              <w:right w:type="dxa" w:w="100"/>
+            </w:tcMar>
+          </w:tcPr>
+          <w:p>
+            <w:pPr>
+              <w:spacing w:after="0" w:line="235"/>
+            </w:pPr>
+            <w:r>
+              <w:rPr>
+                <w:rFonts w:ascii="Cambria" w:cs="Cambria" w:eastAsia="Cambria" w:hAnsi="Cambria"/>
+                <w:b w:val="false"/>
+                <w:bCs w:val="false"/>
+                <w:color w:val="17232A"/>
+                <w:sz w:val="17"/>
+                <w:szCs w:val="17"/>
+              </w:rPr>
+              <w:t xml:space="preserve">Collecte des piles et batteries usagées</w:t>
             </w:r>
           </w:p>
         </w:tc>
